--- a/Odisea/odisea13_ninas.docx
+++ b/Odisea/odisea13_ninas.docx
@@ -16,7 +16,7 @@
         <w:pStyle w:val="FirstParagraph"/>
       </w:pPr>
       <w:r>
-        <w:t xml:space="preserve">Recuerdo como si fuera ayer el día que terminé el canto del que nos vamos a ocupar en este artículo. No pude seguir con el libro, asqueado, y no leería el canto XXIII —el reencuentro con Penélope— hasta muchos meses más tarde y lo hice sin ganas ni fe. Tenía quince años y ya entonces se la juré a Odiseo para siempre. Me costaría casi medio siglo ajustarle las cuentas en</w:t>
+        <w:t xml:space="preserve">Recuerdo como si fuera ayer el día que terminé el canto del que nos vamos a ocupar en este capítulo. No pude seguir con el libro, asqueado, y no leería el canto XXIII —el reencuentro con Penélope— hasta muchos meses más tarde y lo hice sin ganas ni fe. Tenía quince años y ya entonces se la juré a Odiseo para siempre. Me costaría casi medio siglo ajustarle las cuentas en</w:t>
       </w:r>
       <w:r>
         <w:t xml:space="preserve"> </w:t>
